--- a/docs/materials/ミュージカル台本プリント_ひとりじめより、はんぶんこ.docx
+++ b/docs/materials/ミュージカル台本プリント_ひとりじめより、はんぶんこ.docx
@@ -492,7 +492,7 @@
                 <w:sz w:val="19"/>
                 <w:szCs w:val="19"/>
               </w:rPr>
-              <w:t xml:space="preserve">家来の リーダー。王女に 報告する</w:t>
+              <w:t xml:space="preserve">家来の リーダー。王女に 報告する。たたかいの さいごの 見せ場</w:t>
             </w:r>
           </w:p>
         </w:tc>
@@ -566,7 +566,7 @@
                 <w:sz w:val="19"/>
                 <w:szCs w:val="19"/>
               </w:rPr>
-              <w:t xml:space="preserve">王女に「ブブー！」と 言う 家来。たたかいの さいごの 見せ場</w:t>
+              <w:t xml:space="preserve">王女に「ブブー！」と 言う 家来</w:t>
             </w:r>
           </w:p>
         </w:tc>
@@ -1956,7 +1956,7 @@
           <w:sz w:val="19"/>
           <w:szCs w:val="19"/>
         </w:rPr>
-        <w:t xml:space="preserve">③　家来頭と 家来D の 2人 → 剣士の 一振り → 2人、ひざを つく　「ドン！」</w:t>
+        <w:t xml:space="preserve">③　家来Aと 家来D の 2人 → 剣士の 一振り → 2人、ひざを つく　「ドン！」</w:t>
       </w:r>
     </w:p>
     <w:p>
@@ -1974,7 +1974,7 @@
           <w:sz w:val="19"/>
           <w:szCs w:val="19"/>
         </w:rPr>
-        <w:t xml:space="preserve">④　家来A → 剣と 剣で にらみあい → 剣を 落として ひざを つく　「ドン！」</w:t>
+        <w:t xml:space="preserve">④　家来頭 → 剣と 剣で にらみあい → 剣を 落として ひざを つく　「ドン！」</w:t>
       </w:r>
     </w:p>
     <w:p>
